--- a/por/docx/41.content.docx
+++ b/por/docx/41.content.docx
@@ -136,13 +136,6 @@
         <w:rPr>
           <w:lang w:val="pt_PT" w:bidi="pt_PT"/>
         </w:rPr>
-      </w:r>
-      <w:r>
-        <w:rPr>
-          <w:i/>
-          <w:lang w:val="pt_PT" w:bidi="pt_PT"/>
-        </w:rPr>
-        <w:t>Marcos 1.2–3, Marcos 1.4, Marcos 1.5, Marcos 1.6, Marcos 1.8, Marcos 1.10, Marcos 1.11, Marcos 1.12, Marcos 1.13, Marcos 1.15, Marcos 1.16, Marcos 1.17, Marcos 1.19, Marcos 1.22, Marcos 1.24, Marcos 1.28, Marcos 1.30, Marcos 1.32–34, Marcos 1.35, Marcos 1.38–39, Marcos 1.40–41, Marcos 1.44, Marcos 2.4, Marcos 2.5, Marcos 2.6–7, Marcos 2.10–12, Marcos 2.13–14, Marcos 2.15–16, Marcos 2.17, Marcos 2.18, Marcos 2.19, Marcos 2.23–24, Marcos 2.25–26, Marcos 2.27, Marcos 2.28, Marcos 3.1–2, Marcos 3.4, Marcos 3.4 (#2), Marcos 3.5, Marcos 3.6, Marcos 3.7–8, Marcos 3.11, Marcos 3.14–15, Marcos 3.19, Marcos 3.21, Marcos 3.22, Marcos 3.23–24, Marcos 3.28–29, Marcos 3.33–35, Marcos 4.1, Marcos 4.4, Marcos 4.6, Marcos 4.7, Marcos 4.8, Marcos 4.11, Marcos 4.14, Marcos 4.15, Marcos 4.16–17, Marcos 4:18–19, Marcos 4:20, Marcos 4.22, Marcos 4.26–27, Marcos 4.30–32, Marcos 4.35–37, Marcos 4.38, Marcos 4.38 (#2), Marcos 4.39, Marcos 4.41, Marcos 5.1–2, Marcos 5.4, Marcos 5.7, Marcos 5.8, Marcos 5.9, Marcos 5.13, Marcos 5.15, Marcos 5.17, Marcos 5.19, Marcos 5.22–23, Marcos 5.25, Marcos 5.28, Marcos 5.30, Marcos 5.32, Marcos 5.34, Marcos 5.35, Marcos 5.36, Marcos 5.37, Marcos 5.40, Marcos 5.42, Marcos 6.2, Marcos 6.4, Marcos 6.6, Marcos 6.7, Marcos 6.8–9, Marcos 6.11, Marcos 6.14–15, Marcos 6.18, Marcos 6.20, Marcos 6.23, Marcos 6.25, Marcos 6.26, Marcos 6.33, Marcos 6.34, Marcos 6.37, Marcos 6.38, Marcos 6.41, Marcos 6.43, Marcos 6.44, Marcos 6.48, Marcos 6.50, Marcos 6.52, Marcos 6.55, Marcos 6.56, Marcos 7.2, Marcos 7.3–4, Marcos 7.8–9, Marcos 7.11–13, Marcos 7.15, Marcos 7.15 (#2), Marcos 7.18–19, Marcos 7.19, Marcos 7.20–23, Marcos 7.21–22, Marcos 7.25–26, Marcos 7.28, Marcos 7.29–30, Marcos 7.33–34, Marcos 7.36, Marcos 8.1–2, Marcos 8.5, Marcos 8.6, Marcos 8.8, Marcos 8.9, Marcos 8.11, Marcos 8.15, Marcos 8.16, Marcos 8.19, Marcos 8.23, Marcos 8.25, Marcos 8.28, Marcos 8.29, Marcos 8.31, Marcos 8.33, Marcos 8.34, Marcos 8.36, Marcos 8.38, Marcos 9.1, Marcos 9.2–3, Marcos 9.4, Marcos 9.7, Marcos 9.9, Marcos 9.11–13, Marcos 9.17–18, Marcos 9.22, Marcos 9.23–24, Marcos 9.28–29, Marcos 9.31, Marcos 9.33–34, Marcos 9.35, Marcos 9.36–37, Marcos 9.42, Marcos 9.47, Marcos 9.48, Marcos 10.2, Marcos 10.4, Marcos 10.5, Marcos 10.6, Marcos 10.7–8, Marcos 10.9, Marcos 10.13–14, Marcos 10.15, Marcos 10.19, Marcos 10.21, Marcos 10.22, Marcos 10.23–25, Marcos 10.26–27, Marcos 10.29–30, Marcos 10.32, Marcos 10.33–34, Marcos 10.35–37, Marcos 10.39, Marcos 10.40, Marcos 10.42, Marcos 10.43–44, Marcos 10.48, Marcos 10.52, Marcos 11.2, Marcos 11.5–6, Marcos 11.8, Marcos 11.10, Marcos 11.11, Marcos 11.14, Marcos 11.15–16, Marcos 11.17, Marcos 11.17 (#2), Marcos 11.18, Marcos 11.20, Marcos 11.24, Marcos 11.25, Marcos 11.27–28, Marcos 11.29–30, Marcos 11.31, Marcos 11.32, Marcos 12.1, Marcos 12.5, Marcos 12.6, Marcos 12.8, Marcos 12.9, Marcos 12.10, Marcos 12.14, Marcos 12.17, Marcos 12.18, Marcos 12.22, Marcos 12.23, Marcos 12.24, Marcos 12.25, Marcos 12.26–27, Marcos 12.29–30, Marcos 12.31, Marcos 12.35–37, Marcos 12.38–40, Marcos 12.44, Marcos 13.2, Marcos 13.4, Marcos 13.5–6, Marcos 13.7–8, Marcos 13.9, Marcos 13.10, Marcos 13.12, Marcos 13.13, Marcos 13.14, Marcos 13.20, Marcos 13.22, Marcos 13.24–25, Marcos 13.26, Marcos 13.27, Marcos 13.30, Marcos 13.31, Marcos 13.32, Marcos 13.33, Marcos 13.35, Marcos 13.37, Marcos 14.1, Marcos 14.2, Marcos 14.3, Marcos 14.5, Marcos 14.8, Marcos 14.9, Marcos 14.10, Marcos 14.12–15, Marcos 14.18, Marcos 14.20, Marcos 14.21, Marcos 14.22, Marcos 14.24, Marcos 14.25, Marcos 14.27, Marcos 14.30, Marcos 14.32–34, Marcos 14.35, Marcos 14.36, Marcos 14.37, Marcos 14.40, Marcos 14.41, Marcos 14.44–45, Marcos 14.48–49, Marcos 14.50, Marcos 14.51–52, Marcos 14.53–54, Marcos 14.55–56, Marcos 14.61, Marcos 14.62, Marcos 14.64, Marcos 14.65, Marcos 14.66–68, Marcos 14.71, Marcos 14.72, Marcos 14.72 (#2), Marcos 15.1, Marcos 15.5, Marcos 15.6, Marcos 15.10, Marcos 15.11, Marcos 15.12–13, Marcos 15.17, Marcos 15.21, Marcos 15.22, Marcos 15.24, Marcos 15.26, Marcos 15.29–30, Marcos 15.31–32, Marcos 15.32, Marcos 15.33, Marcos 15.34, Marcos 15.37, Marcos 15.38, Marcos 15.39, Marcos 15.42, Marcos 15.43–46, Marcos 16.1–2, Marcos 16.4, Marcos 16.5, Marcos 16.6, Marcos 16.7, Marcos 16.9, Marcos 16.11, Marcos 16.13, Marcos 16.14, Marcos 16.15, Marcos 16.16, Marcos 16.16 (#2), Marcos 16.17–18, Marcos 16.19, Marcos 16.20, Marcos 16.20 (#2)</w:t>
       </w:r>
       <w:r>
         <w:rPr>

--- a/por/docx/41.content.docx
+++ b/por/docx/41.content.docx
@@ -123,19 +123,6 @@
           <w:lang w:val="pt_PT" w:bidi="pt_PT"/>
         </w:rPr>
         <w:t>MRK</w:t>
-      </w:r>
-      <w:r>
-        <w:rPr>
-          <w:lang w:val="pt_PT" w:bidi="pt_PT"/>
-        </w:rPr>
-      </w:r>
-    </w:p>
-    <w:p>
-      <w:pPr/>
-      <w:r>
-        <w:rPr>
-          <w:lang w:val="pt_PT" w:bidi="pt_PT"/>
-        </w:rPr>
       </w:r>
       <w:r>
         <w:rPr>

--- a/por/docx/41.content.docx
+++ b/por/docx/41.content.docx
@@ -19,7 +19,7 @@
         <w:rPr>
           <w:lang w:val="pt_PT" w:bidi="pt_PT"/>
         </w:rPr>
-        <w:t>Resource: Perguntas de Tradução (unfoldingWord)</w:t>
+        <w:t>Resource: unfoldingWord® Translation Questions</w:t>
       </w:r>
       <w:r>
         <w:rPr>
@@ -85,7 +85,7 @@
         <w:rPr>
           <w:lang w:val="pt_PT" w:bidi="pt_PT"/>
         </w:rPr>
-        <w:t>Perguntas de Tradução (unfoldingWord)</w:t>
+        <w:t>unfoldingWord® Translation Questions</w:t>
       </w:r>
     </w:p>
     <w:p>
